--- a/docs/Классификация и формализация требований Королев М. Н. ИСП-404.docx
+++ b/docs/Классификация и формализация требований Королев М. Н. ИСП-404.docx
@@ -8386,7 +8386,7 @@
                 <w:rFonts w:cs="Times New Roman"/>
                 <w:sz w:val="16"/>
               </w:rPr>
-              <w:t>NFR-16</w:t>
+              <w:t>NFR-13</w:t>
             </w:r>
           </w:p>
         </w:tc>
